--- a/documentacao/arquivos/garantia-qualidade/LabMedSys - Modulo Garantia da Qualidade - Controle de Desvios - Tela 13 Acompanhamento RD - Análise.docx
+++ b/documentacao/arquivos/garantia-qualidade/LabMedSys - Modulo Garantia da Qualidade - Controle de Desvios - Tela 13 Acompanhamento RD - Análise.docx
@@ -946,7 +946,7 @@
               <w:rPr>
                 <w:szCs w:val="20"/>
               </w:rPr>
-              <w:t>21/10/2026</w:t>
+              <w:t>22/10/2026</w:t>
             </w:r>
           </w:p>
         </w:tc>
@@ -4058,6 +4058,297 @@
     <w:p>
       <w:pPr>
         <w:keepNext/>
+        <w:spacing w:before="120" w:after="0" w:line="360" w:lineRule="auto"/>
+        <w:rPr>
+          <w:b/>
+          <w:bCs/>
+          <w:szCs w:val="20"/>
+        </w:rPr>
+      </w:pPr>
+      <w:r>
+        <w:rPr>
+          <w:b/>
+          <w:bCs/>
+          <w:szCs w:val="20"/>
+        </w:rPr>
+        <w:t xml:space="preserve">Confirmado na rodada 1 (21/10/2026)</w:t>
+      </w:r>
+    </w:p>
+    <w:p>
+      <w:pPr>
+        <w:spacing w:after="0" w:line="360" w:lineRule="auto"/>
+        <w:rPr>
+          <w:szCs w:val="20"/>
+        </w:rPr>
+      </w:pPr>
+      <w:r>
+        <w:rPr>
+          <w:szCs w:val="20"/>
+        </w:rPr>
+        <w:t xml:space="preserve">Fonte: execucao/2026-10-21-desvios-rodada-1/resultado.md. Casos desta tela: CT-GQ-025, CT-GQ-N13-01, N13-02 e N13-06, mais os de volume e consulta F12, F13 e F14. A frase "nenhum número DV-GQ específico" acima vale para a data em que foi escrita.</w:t>
+      </w:r>
+    </w:p>
+    <w:p>
+      <w:pPr>
+        <w:spacing w:after="0" w:line="360" w:lineRule="auto"/>
+        <w:rPr>
+          <w:szCs w:val="20"/>
+        </w:rPr>
+      </w:pPr>
+      <w:r>
+        <w:rPr>
+          <w:szCs w:val="20"/>
+        </w:rPr>
+        <w:t xml:space="preserve">Defeitos novos que dizem respeito a esta tela:</w:t>
+      </w:r>
+    </w:p>
+    <w:p>
+      <w:pPr>
+        <w:numPr>
+          <w:ilvl w:val="0"/>
+          <w:numId w:val="2"/>
+        </w:numPr>
+        <w:spacing w:after="0" w:line="360" w:lineRule="auto"/>
+        <w:rPr>
+          <w:szCs w:val="20"/>
+        </w:rPr>
+      </w:pPr>
+      <w:r>
+        <w:rPr>
+          <w:szCs w:val="20"/>
+        </w:rPr>
+        <w:t xml:space="preserve">DV-GQ-031 (gravidade Média): a coluna GRAU CRITICIDADE sai em branco, inclusive para o desvio com CAPA crítico (038/26) e o menor (039/26). Evidências: N13-06-tela, CT-GQ-025-tela.</w:t>
+      </w:r>
+    </w:p>
+    <w:p>
+      <w:pPr>
+        <w:numPr>
+          <w:ilvl w:val="0"/>
+          <w:numId w:val="2"/>
+        </w:numPr>
+        <w:spacing w:after="0" w:line="360" w:lineRule="auto"/>
+        <w:rPr>
+          <w:szCs w:val="20"/>
+        </w:rPr>
+      </w:pPr>
+      <w:r>
+        <w:rPr>
+          <w:szCs w:val="20"/>
+        </w:rPr>
+        <w:t xml:space="preserve">DV-GQ-037 (Média): a situação do PDF difere da situação da tela em 2 de 51 desvios lidos: 018/26 (tela: Cancelado; PDF: Pendente Registro Ação Corretiva) e 026/26 (tela: Pendente Pré Avaliação; PDF: Pendente Responsável Área). A leitura do PDF foi feita por programa e pegou 51 dos desvios; a contagem manual do CT-GQ-N13-02 achou 56. Não foi reconferido de qual lado está a diferença. Evidência: N13-02-TODAS.</w:t>
+      </w:r>
+    </w:p>
+    <w:p>
+      <w:pPr>
+        <w:numPr>
+          <w:ilvl w:val="0"/>
+          <w:numId w:val="2"/>
+        </w:numPr>
+        <w:spacing w:after="0" w:line="360" w:lineRule="auto"/>
+        <w:rPr>
+          <w:szCs w:val="20"/>
+        </w:rPr>
+      </w:pPr>
+      <w:r>
+        <w:rPr>
+          <w:szCs w:val="20"/>
+        </w:rPr>
+        <w:t xml:space="preserve">DV-GQ-028 (Média): o filtro de situação não oferece todas as situações (faltam Finalizado, Cancelado, Pendente Registro, Pré Avaliação, Responsável Área e CAPA) e "Aprovado Plano Ação Preventiva" devolve vazio.</w:t>
+      </w:r>
+    </w:p>
+    <w:p>
+      <w:pPr>
+        <w:numPr>
+          <w:ilvl w:val="0"/>
+          <w:numId w:val="2"/>
+        </w:numPr>
+        <w:spacing w:after="0" w:line="360" w:lineRule="auto"/>
+        <w:rPr>
+          <w:szCs w:val="20"/>
+        </w:rPr>
+      </w:pPr>
+      <w:r>
+        <w:rPr>
+          <w:szCs w:val="20"/>
+        </w:rPr>
+        <w:t xml:space="preserve">DV-GQ-034 (Baixa, telas 13 e 14): a data e a hora do PDF saem no formato americano e o endereço de impressão leva datas em mm/dd/aaaa.</w:t>
+      </w:r>
+    </w:p>
+    <w:p>
+      <w:pPr>
+        <w:spacing w:after="0" w:line="360" w:lineRule="auto"/>
+        <w:rPr>
+          <w:szCs w:val="20"/>
+        </w:rPr>
+      </w:pPr>
+      <w:r>
+        <w:rPr>
+          <w:szCs w:val="20"/>
+        </w:rPr>
+        <w:t xml:space="preserve">Pontos de atenção do código que se confirmaram:</w:t>
+      </w:r>
+    </w:p>
+    <w:p>
+      <w:pPr>
+        <w:numPr>
+          <w:ilvl w:val="0"/>
+          <w:numId w:val="2"/>
+        </w:numPr>
+        <w:spacing w:after="0" w:line="360" w:lineRule="auto"/>
+        <w:rPr>
+          <w:szCs w:val="20"/>
+        </w:rPr>
+      </w:pPr>
+      <w:r>
+        <w:rPr>
+          <w:szCs w:val="20"/>
+        </w:rPr>
+        <w:t xml:space="preserve">Coluna GRAU CRITICIDADE sempre em branco (RN-GQ-D13-07).</w:t>
+      </w:r>
+    </w:p>
+    <w:p>
+      <w:pPr>
+        <w:numPr>
+          <w:ilvl w:val="0"/>
+          <w:numId w:val="2"/>
+        </w:numPr>
+        <w:spacing w:after="0" w:line="360" w:lineRule="auto"/>
+        <w:rPr>
+          <w:szCs w:val="20"/>
+        </w:rPr>
+      </w:pPr>
+      <w:r>
+        <w:rPr>
+          <w:szCs w:val="20"/>
+        </w:rPr>
+        <w:t xml:space="preserve">Filtro de situação limitado e opção "Aprovado Plano Ação Preventiva" sem desvios (RN-GQ-D13-04 e D13-05).</w:t>
+      </w:r>
+    </w:p>
+    <w:p>
+      <w:pPr>
+        <w:numPr>
+          <w:ilvl w:val="0"/>
+          <w:numId w:val="2"/>
+        </w:numPr>
+        <w:spacing w:after="0" w:line="360" w:lineRule="auto"/>
+        <w:rPr>
+          <w:szCs w:val="20"/>
+        </w:rPr>
+      </w:pPr>
+      <w:r>
+        <w:rPr>
+          <w:szCs w:val="20"/>
+        </w:rPr>
+        <w:t xml:space="preserve">Período obrigatório, conferido no navegador (RN-GQ-D13-01).</w:t>
+      </w:r>
+    </w:p>
+    <w:p>
+      <w:pPr>
+        <w:numPr>
+          <w:ilvl w:val="0"/>
+          <w:numId w:val="2"/>
+        </w:numPr>
+        <w:spacing w:after="0" w:line="360" w:lineRule="auto"/>
+        <w:rPr>
+          <w:szCs w:val="20"/>
+        </w:rPr>
+      </w:pPr>
+      <w:r>
+        <w:rPr>
+          <w:szCs w:val="20"/>
+        </w:rPr>
+        <w:t xml:space="preserve">A planilha só lista, sem agrupar por causa ou área (RN-GQ-059).</w:t>
+      </w:r>
+    </w:p>
+    <w:p>
+      <w:pPr>
+        <w:numPr>
+          <w:ilvl w:val="0"/>
+          <w:numId w:val="2"/>
+        </w:numPr>
+        <w:spacing w:after="0" w:line="360" w:lineRule="auto"/>
+        <w:rPr>
+          <w:szCs w:val="20"/>
+        </w:rPr>
+      </w:pPr>
+      <w:r>
+        <w:rPr>
+          <w:szCs w:val="20"/>
+        </w:rPr>
+        <w:t xml:space="preserve">Cancelado entra no PDF de todas as situações (018/26), em parte (RN-GQ-D13-06).</w:t>
+      </w:r>
+    </w:p>
+    <w:p>
+      <w:pPr>
+        <w:spacing w:after="0" w:line="360" w:lineRule="auto"/>
+        <w:rPr>
+          <w:szCs w:val="20"/>
+        </w:rPr>
+      </w:pPr>
+      <w:r>
+        <w:rPr>
+          <w:szCs w:val="20"/>
+        </w:rPr>
+        <w:t xml:space="preserve">Pontos de atenção que não foram confirmados ou não foram testados:</w:t>
+      </w:r>
+    </w:p>
+    <w:p>
+      <w:pPr>
+        <w:numPr>
+          <w:ilvl w:val="0"/>
+          <w:numId w:val="2"/>
+        </w:numPr>
+        <w:spacing w:after="0" w:line="360" w:lineRule="auto"/>
+        <w:rPr>
+          <w:szCs w:val="20"/>
+        </w:rPr>
+      </w:pPr>
+      <w:r>
+        <w:rPr>
+          <w:szCs w:val="20"/>
+        </w:rPr>
+        <w:t xml:space="preserve">Ações removidas contadas no status (CT-GQ-N13-08), status das ações em cada combinação (N13-07), dia final do período (N13-03), datas fora do comum (N13-04), cancelado e finalizado com TODAS (N13-05), setor e meio de detecção (N13-09), cabeçalho e rodapé completos (N13-10), Limpar (N13-11) e período sem desvios (N13-12): não executados. Em particular, não foi testado o período maior que um mês nem o ano anterior.</w:t>
+      </w:r>
+    </w:p>
+    <w:p>
+      <w:pPr>
+        <w:numPr>
+          <w:ilvl w:val="0"/>
+          <w:numId w:val="2"/>
+        </w:numPr>
+        <w:spacing w:after="0" w:line="360" w:lineRule="auto"/>
+        <w:rPr>
+          <w:szCs w:val="20"/>
+        </w:rPr>
+      </w:pPr>
+      <w:r>
+        <w:rPr>
+          <w:szCs w:val="20"/>
+        </w:rPr>
+        <w:t xml:space="preserve">Ordem das linhas (RN-GQ-D13-13) e folha A4 deitada (RN-GQ-D13-14): não conferidas.</w:t>
+      </w:r>
+    </w:p>
+    <w:p>
+      <w:pPr>
+        <w:numPr>
+          <w:ilvl w:val="0"/>
+          <w:numId w:val="2"/>
+        </w:numPr>
+        <w:spacing w:after="0" w:line="360" w:lineRule="auto"/>
+        <w:rPr>
+          <w:szCs w:val="20"/>
+        </w:rPr>
+      </w:pPr>
+      <w:r>
+        <w:rPr>
+          <w:szCs w:val="20"/>
+        </w:rPr>
+        <w:t xml:space="preserve">Texto do erro com o nome do outro relatório ("Controle Emissão RNC"): não visto.</w:t>
+      </w:r>
+    </w:p>
+    <w:p>
+      <w:pPr>
+        <w:keepNext/>
         <w:widowControl/>
         <w:numPr>
           <w:ilvl w:val="0"/>
@@ -4180,6 +4471,111 @@
           <w:szCs w:val="20"/>
         </w:rPr>
         <w:t xml:space="preserve">04-conformidade-regulatoria.md, linha "Análise de tendência": diz que o relatório lista os desvios por período e situação. Confere, e a planilha ainda perde a criticidade.</w:t>
+      </w:r>
+    </w:p>
+    <w:p>
+      <w:pPr>
+        <w:keepNext/>
+        <w:spacing w:before="120" w:after="0" w:line="360" w:lineRule="auto"/>
+        <w:rPr>
+          <w:b/>
+          <w:bCs/>
+          <w:szCs w:val="20"/>
+        </w:rPr>
+      </w:pPr>
+      <w:r>
+        <w:rPr>
+          <w:b/>
+          <w:bCs/>
+          <w:szCs w:val="20"/>
+        </w:rPr>
+        <w:t xml:space="preserve">Rodada 1 (21/10/2026)</w:t>
+      </w:r>
+    </w:p>
+    <w:p>
+      <w:pPr>
+        <w:spacing w:after="0" w:line="360" w:lineRule="auto"/>
+        <w:rPr>
+          <w:szCs w:val="20"/>
+        </w:rPr>
+      </w:pPr>
+      <w:r>
+        <w:rPr>
+          <w:szCs w:val="20"/>
+        </w:rPr>
+        <w:t xml:space="preserve">A tabela de divergências do resultado.md não traz nenhum item desta tela. Do que a rodada mostrou em comparação com esta página:</w:t>
+      </w:r>
+    </w:p>
+    <w:p>
+      <w:pPr>
+        <w:numPr>
+          <w:ilvl w:val="0"/>
+          <w:numId w:val="2"/>
+        </w:numPr>
+        <w:spacing w:after="0" w:line="360" w:lineRule="auto"/>
+        <w:rPr>
+          <w:szCs w:val="20"/>
+        </w:rPr>
+      </w:pPr>
+      <w:r>
+        <w:rPr>
+          <w:szCs w:val="20"/>
+        </w:rPr>
+        <w:t xml:space="preserve">As colunas do PDF e o cabeçalho conferem com a documentação. Resolvida: nenhuma correção.</w:t>
+      </w:r>
+    </w:p>
+    <w:p>
+      <w:pPr>
+        <w:numPr>
+          <w:ilvl w:val="0"/>
+          <w:numId w:val="2"/>
+        </w:numPr>
+        <w:spacing w:after="0" w:line="360" w:lineRule="auto"/>
+        <w:rPr>
+          <w:szCs w:val="20"/>
+        </w:rPr>
+      </w:pPr>
+      <w:r>
+        <w:rPr>
+          <w:szCs w:val="20"/>
+        </w:rPr>
+        <w:t xml:space="preserve">Esta página não dizia o formato da data impressa no PDF. Resolvida nesta atualização: acrescentado em Campos da tela e como regra RN-GQ-D13-17 (DV-GQ-034).</w:t>
+      </w:r>
+    </w:p>
+    <w:p>
+      <w:pPr>
+        <w:numPr>
+          <w:ilvl w:val="0"/>
+          <w:numId w:val="2"/>
+        </w:numPr>
+        <w:spacing w:after="0" w:line="360" w:lineRule="auto"/>
+        <w:rPr>
+          <w:szCs w:val="20"/>
+        </w:rPr>
+      </w:pPr>
+      <w:r>
+        <w:rPr>
+          <w:szCs w:val="20"/>
+        </w:rPr>
+        <w:t xml:space="preserve">O PDF teve 6 páginas no CT-GQ-025 e 7 páginas no CT-GQ-F14; o resultado.md não explica a diferença (execuções diferentes, com a massa em mudança). Em aberto.</w:t>
+      </w:r>
+    </w:p>
+    <w:p>
+      <w:pPr>
+        <w:numPr>
+          <w:ilvl w:val="0"/>
+          <w:numId w:val="2"/>
+        </w:numPr>
+        <w:spacing w:after="0" w:line="360" w:lineRule="auto"/>
+        <w:rPr>
+          <w:szCs w:val="20"/>
+        </w:rPr>
+      </w:pPr>
+      <w:r>
+        <w:rPr>
+          <w:szCs w:val="20"/>
+        </w:rPr>
+        <w:t xml:space="preserve">A conferência de situações leu 51 desvios no PDF por programa e 56 por contagem manual (CT-GQ-N13-02). Em aberto até reconferir de qual lado está a diferença do DV-GQ-037.</w:t>
       </w:r>
     </w:p>
     <w:sectPr>
